--- a/1. Software y Hardware/1.4 Cierre/1.4.1 SRICA_043_000 - Manual Técnico.docx
+++ b/1. Software y Hardware/1.4 Cierre/1.4.1 SRICA_043_000 - Manual Técnico.docx
@@ -94,23 +94,7 @@
           <w:sz w:val="28"/>
           <w:szCs w:val="28"/>
         </w:rPr>
-        <w:t>SRICA_04</w:t>
-      </w:r>
-      <w:r>
-        <w:rPr>
-          <w:rFonts w:ascii="Arial" w:hAnsi="Arial" w:cs="Arial"/>
-          <w:sz w:val="28"/>
-          <w:szCs w:val="28"/>
-        </w:rPr>
-        <w:t>3</w:t>
-      </w:r>
-      <w:r>
-        <w:rPr>
-          <w:rFonts w:ascii="Arial" w:hAnsi="Arial" w:cs="Arial"/>
-          <w:sz w:val="28"/>
-          <w:szCs w:val="28"/>
-        </w:rPr>
-        <w:t>_000</w:t>
+        <w:t>SRICA_043_000</w:t>
       </w:r>
     </w:p>
     <w:p>
@@ -535,19 +519,7 @@
               <w:rPr>
                 <w:rFonts w:ascii="Arial" w:hAnsi="Arial" w:cs="Arial"/>
               </w:rPr>
-              <w:t>SRICA_04</w:t>
-            </w:r>
-            <w:r>
-              <w:rPr>
-                <w:rFonts w:ascii="Arial" w:hAnsi="Arial" w:cs="Arial"/>
-              </w:rPr>
-              <w:t>3</w:t>
-            </w:r>
-            <w:r>
-              <w:rPr>
-                <w:rFonts w:ascii="Arial" w:hAnsi="Arial" w:cs="Arial"/>
-              </w:rPr>
-              <w:t>_000</w:t>
+              <w:t>SRICA_043_000</w:t>
             </w:r>
           </w:p>
         </w:tc>
@@ -907,14 +879,7 @@
           <w:rFonts w:ascii="Arial" w:hAnsi="Arial" w:cs="Arial"/>
         </w:rPr>
       </w:pPr>
-    </w:p>
-    <w:p>
-      <w:pPr>
-        <w:spacing w:after="240" w:line="360" w:lineRule="auto"/>
-        <w:rPr>
-          <w:rFonts w:ascii="Arial" w:hAnsi="Arial" w:cs="Arial"/>
-        </w:rPr>
-      </w:pPr>
+      <w:bookmarkStart w:id="0" w:name="_Hlk93320563"/>
     </w:p>
     <w:sdt>
       <w:sdtPr>
@@ -2599,27 +2564,7 @@
                 <w:bCs/>
                 <w:noProof/>
               </w:rPr>
-              <w:t>Manual de Usuar</w:t>
-            </w:r>
-            <w:r>
-              <w:rPr>
-                <w:rStyle w:val="Hipervnculo"/>
-                <w:rFonts w:ascii="Arial" w:hAnsi="Arial" w:cs="Arial"/>
-                <w:b/>
-                <w:bCs/>
-                <w:noProof/>
-              </w:rPr>
-              <w:t>i</w:t>
-            </w:r>
-            <w:r>
-              <w:rPr>
-                <w:rStyle w:val="Hipervnculo"/>
-                <w:rFonts w:ascii="Arial" w:hAnsi="Arial" w:cs="Arial"/>
-                <w:b/>
-                <w:bCs/>
-                <w:noProof/>
-              </w:rPr>
-              <w:t>o</w:t>
+              <w:t>Manual de Usuario</w:t>
             </w:r>
             <w:r>
               <w:rPr>
@@ -2776,7 +2721,7 @@
           <w:szCs w:val="22"/>
         </w:rPr>
       </w:pPr>
-      <w:bookmarkStart w:id="0" w:name="_Toc93261329"/>
+      <w:bookmarkStart w:id="1" w:name="_Toc93261329"/>
       <w:r>
         <w:rPr>
           <w:rFonts w:ascii="Arial" w:hAnsi="Arial" w:cs="Arial"/>
@@ -2789,7 +2734,7 @@
         <w:lastRenderedPageBreak/>
         <w:t>Introducción</w:t>
       </w:r>
-      <w:bookmarkEnd w:id="0"/>
+      <w:bookmarkEnd w:id="1"/>
     </w:p>
     <w:p>
       <w:pPr>
@@ -2833,13 +2778,7 @@
         <w:rPr>
           <w:rFonts w:ascii="Arial" w:hAnsi="Arial" w:cs="Arial"/>
         </w:rPr>
-        <w:t xml:space="preserve"> para la identificación humana en el control de acceso al área de Tesorería del Gobierno Regional de Tacna – Tacna 2020</w:t>
-      </w:r>
-      <w:r>
-        <w:rPr>
-          <w:rFonts w:ascii="Arial" w:hAnsi="Arial" w:cs="Arial"/>
-        </w:rPr>
-        <w:t>”, tiene por finalidad proporcionar aspectos técnicos para el correcto funcionamiento del sistema en los servidores donde éste se despliegue y/o use.</w:t>
+        <w:t xml:space="preserve"> para la identificación humana en el control de acceso al área de Tesorería del Gobierno Regional de Tacna – Tacna 2020”, tiene por finalidad proporcionar aspectos técnicos para el correcto funcionamiento del sistema en los servidores donde éste se despliegue y/o use.</w:t>
       </w:r>
     </w:p>
     <w:p>
@@ -2861,7 +2800,7 @@
           <w:szCs w:val="22"/>
         </w:rPr>
       </w:pPr>
-      <w:bookmarkStart w:id="1" w:name="_Toc93261330"/>
+      <w:bookmarkStart w:id="2" w:name="_Toc93261330"/>
       <w:r>
         <w:rPr>
           <w:rFonts w:ascii="Arial" w:hAnsi="Arial" w:cs="Arial"/>
@@ -2873,7 +2812,7 @@
         </w:rPr>
         <w:t>Requerimientos Técnicos</w:t>
       </w:r>
-      <w:bookmarkEnd w:id="1"/>
+      <w:bookmarkEnd w:id="2"/>
     </w:p>
     <w:p>
       <w:pPr>
@@ -3170,7 +3109,7 @@
           <w:szCs w:val="22"/>
         </w:rPr>
       </w:pPr>
-      <w:bookmarkStart w:id="2" w:name="_Toc93261331"/>
+      <w:bookmarkStart w:id="3" w:name="_Toc93261331"/>
       <w:r>
         <w:rPr>
           <w:rFonts w:ascii="Arial" w:hAnsi="Arial" w:cs="Arial"/>
@@ -3182,7 +3121,7 @@
         </w:rPr>
         <w:t>Herramientas Utilizadas para el Desarrollo</w:t>
       </w:r>
-      <w:bookmarkEnd w:id="2"/>
+      <w:bookmarkEnd w:id="3"/>
     </w:p>
     <w:p>
       <w:pPr>
@@ -3994,7 +3933,7 @@
           <w:szCs w:val="22"/>
         </w:rPr>
       </w:pPr>
-      <w:bookmarkStart w:id="3" w:name="_Toc93261332"/>
+      <w:bookmarkStart w:id="4" w:name="_Toc93261332"/>
       <w:r>
         <w:rPr>
           <w:rFonts w:ascii="Arial" w:hAnsi="Arial" w:cs="Arial"/>
@@ -4006,7 +3945,7 @@
         </w:rPr>
         <w:t>Base de Datos</w:t>
       </w:r>
-      <w:bookmarkEnd w:id="3"/>
+      <w:bookmarkEnd w:id="4"/>
     </w:p>
     <w:p>
       <w:pPr>
@@ -4075,7 +4014,7 @@
           <w:szCs w:val="22"/>
         </w:rPr>
       </w:pPr>
-      <w:bookmarkStart w:id="4" w:name="_Toc93261333"/>
+      <w:bookmarkStart w:id="5" w:name="_Toc93261333"/>
       <w:r>
         <w:rPr>
           <w:rFonts w:ascii="Arial" w:hAnsi="Arial" w:cs="Arial"/>
@@ -4088,7 +4027,7 @@
         <w:lastRenderedPageBreak/>
         <w:t>Instalación</w:t>
       </w:r>
-      <w:bookmarkEnd w:id="4"/>
+      <w:bookmarkEnd w:id="5"/>
     </w:p>
     <w:p>
       <w:pPr>
@@ -4165,6 +4104,7 @@
         <w:t xml:space="preserve"> https://repo.mysql.com/mysql80-community-release-el7-3.noarch.rpm</w:t>
       </w:r>
     </w:p>
+    <w:bookmarkEnd w:id="0"/>
     <w:p>
       <w:pPr>
         <w:spacing w:after="240" w:line="360" w:lineRule="auto"/>
@@ -4259,25 +4199,7 @@
           <w:bCs/>
           <w:lang w:val="es-PE"/>
         </w:rPr>
-        <w:t xml:space="preserve">sed </w:t>
-      </w:r>
-      <w:r>
-        <w:rPr>
-          <w:rFonts w:ascii="Arial" w:hAnsi="Arial" w:cs="Arial"/>
-          <w:b/>
-          <w:bCs/>
-          <w:lang w:val="es-PE"/>
-        </w:rPr>
-        <w:t>-</w:t>
-      </w:r>
-      <w:r>
-        <w:rPr>
-          <w:rFonts w:ascii="Arial" w:hAnsi="Arial" w:cs="Arial"/>
-          <w:b/>
-          <w:bCs/>
-          <w:lang w:val="es-PE"/>
-        </w:rPr>
-        <w:t>i 's/</w:t>
+        <w:t>sed -i 's/</w:t>
       </w:r>
       <w:proofErr w:type="spellStart"/>
       <w:r>
@@ -4747,7 +4669,7 @@
           <w:szCs w:val="22"/>
         </w:rPr>
       </w:pPr>
-      <w:bookmarkStart w:id="5" w:name="_Toc93261334"/>
+      <w:bookmarkStart w:id="6" w:name="_Toc93261334"/>
       <w:r>
         <w:rPr>
           <w:rFonts w:ascii="Arial" w:hAnsi="Arial" w:cs="Arial"/>
@@ -4759,7 +4681,7 @@
         </w:rPr>
         <w:t>Despliegue de Objetos SQL</w:t>
       </w:r>
-      <w:bookmarkEnd w:id="5"/>
+      <w:bookmarkEnd w:id="6"/>
     </w:p>
     <w:p>
       <w:pPr>
@@ -5188,7 +5110,7 @@
           <w:szCs w:val="22"/>
         </w:rPr>
       </w:pPr>
-      <w:bookmarkStart w:id="6" w:name="_Toc93261335"/>
+      <w:bookmarkStart w:id="7" w:name="_Toc93261335"/>
       <w:r>
         <w:rPr>
           <w:rFonts w:ascii="Arial" w:hAnsi="Arial" w:cs="Arial"/>
@@ -5201,7 +5123,7 @@
         <w:lastRenderedPageBreak/>
         <w:t>Docker</w:t>
       </w:r>
-      <w:bookmarkEnd w:id="6"/>
+      <w:bookmarkEnd w:id="7"/>
     </w:p>
     <w:p>
       <w:pPr>
@@ -5256,7 +5178,7 @@
           <w:szCs w:val="22"/>
         </w:rPr>
       </w:pPr>
-      <w:bookmarkStart w:id="7" w:name="_Toc93261336"/>
+      <w:bookmarkStart w:id="8" w:name="_Toc93261336"/>
       <w:r>
         <w:rPr>
           <w:rFonts w:ascii="Arial" w:hAnsi="Arial" w:cs="Arial"/>
@@ -5268,7 +5190,7 @@
         </w:rPr>
         <w:t>Instalación</w:t>
       </w:r>
-      <w:bookmarkEnd w:id="7"/>
+      <w:bookmarkEnd w:id="8"/>
     </w:p>
     <w:p>
       <w:pPr>
@@ -5438,7 +5360,7 @@
           <w:szCs w:val="22"/>
         </w:rPr>
       </w:pPr>
-      <w:bookmarkStart w:id="8" w:name="_Toc93261337"/>
+      <w:bookmarkStart w:id="9" w:name="_Toc93261337"/>
       <w:r>
         <w:rPr>
           <w:rFonts w:ascii="Arial" w:hAnsi="Arial" w:cs="Arial"/>
@@ -5450,7 +5372,7 @@
         </w:rPr>
         <w:t>Despliegue de Servicios</w:t>
       </w:r>
-      <w:bookmarkEnd w:id="8"/>
+      <w:bookmarkEnd w:id="9"/>
     </w:p>
     <w:p>
       <w:pPr>
@@ -5507,7 +5429,7 @@
           <w:szCs w:val="22"/>
         </w:rPr>
       </w:pPr>
-      <w:bookmarkStart w:id="9" w:name="_Toc93261338"/>
+      <w:bookmarkStart w:id="10" w:name="_Toc93261338"/>
       <w:r>
         <w:rPr>
           <w:rFonts w:ascii="Arial" w:hAnsi="Arial" w:cs="Arial"/>
@@ -5531,7 +5453,7 @@
         </w:rPr>
         <w:t>Compose</w:t>
       </w:r>
-      <w:bookmarkEnd w:id="9"/>
+      <w:bookmarkEnd w:id="10"/>
       <w:proofErr w:type="spellEnd"/>
     </w:p>
     <w:p>
@@ -5595,7 +5517,7 @@
           <w:szCs w:val="22"/>
         </w:rPr>
       </w:pPr>
-      <w:bookmarkStart w:id="10" w:name="_Toc93261339"/>
+      <w:bookmarkStart w:id="11" w:name="_Toc93261339"/>
       <w:r>
         <w:rPr>
           <w:rFonts w:ascii="Arial" w:hAnsi="Arial" w:cs="Arial"/>
@@ -5607,7 +5529,7 @@
         </w:rPr>
         <w:t>Configuración de Variables</w:t>
       </w:r>
-      <w:bookmarkEnd w:id="10"/>
+      <w:bookmarkEnd w:id="11"/>
     </w:p>
     <w:p>
       <w:pPr>
@@ -5631,15 +5553,7 @@
           <w:b/>
           <w:bCs/>
         </w:rPr>
-        <w:t>docker-compose.override</w:t>
-      </w:r>
-      <w:r>
-        <w:rPr>
-          <w:rFonts w:ascii="Arial" w:hAnsi="Arial" w:cs="Arial"/>
-          <w:b/>
-          <w:bCs/>
-        </w:rPr>
-        <w:t>.yml</w:t>
+        <w:t>docker-compose.override.yml</w:t>
       </w:r>
       <w:proofErr w:type="spellEnd"/>
       <w:r>
@@ -5668,7 +5582,7 @@
           <w:szCs w:val="22"/>
         </w:rPr>
       </w:pPr>
-      <w:bookmarkStart w:id="11" w:name="_Toc93261340"/>
+      <w:bookmarkStart w:id="12" w:name="_Toc93261340"/>
       <w:r>
         <w:rPr>
           <w:rFonts w:ascii="Arial" w:hAnsi="Arial" w:cs="Arial"/>
@@ -5678,20 +5592,9 @@
           <w:sz w:val="22"/>
           <w:szCs w:val="22"/>
         </w:rPr>
-        <w:t xml:space="preserve">Configuración de </w:t>
-      </w:r>
-      <w:r>
-        <w:rPr>
-          <w:rFonts w:ascii="Arial" w:hAnsi="Arial" w:cs="Arial"/>
-          <w:b/>
-          <w:bCs/>
-          <w:color w:val="auto"/>
-          <w:sz w:val="22"/>
-          <w:szCs w:val="22"/>
-        </w:rPr>
-        <w:t>Rutas</w:t>
-      </w:r>
-      <w:bookmarkEnd w:id="11"/>
+        <w:t>Configuración de Rutas</w:t>
+      </w:r>
+      <w:bookmarkEnd w:id="12"/>
     </w:p>
     <w:p>
       <w:pPr>
@@ -5794,7 +5697,7 @@
           <w:szCs w:val="22"/>
         </w:rPr>
       </w:pPr>
-      <w:bookmarkStart w:id="12" w:name="_Toc93261341"/>
+      <w:bookmarkStart w:id="13" w:name="_Toc93261341"/>
       <w:r>
         <w:rPr>
           <w:rFonts w:ascii="Arial" w:hAnsi="Arial" w:cs="Arial"/>
@@ -5806,7 +5709,7 @@
         </w:rPr>
         <w:t>Ejecución</w:t>
       </w:r>
-      <w:bookmarkEnd w:id="12"/>
+      <w:bookmarkEnd w:id="13"/>
     </w:p>
     <w:p>
       <w:pPr>
@@ -6098,7 +6001,7 @@
           <w:szCs w:val="22"/>
         </w:rPr>
       </w:pPr>
-      <w:bookmarkStart w:id="13" w:name="_Toc93261342"/>
+      <w:bookmarkStart w:id="14" w:name="_Toc93261342"/>
       <w:r>
         <w:rPr>
           <w:rFonts w:ascii="Arial" w:hAnsi="Arial" w:cs="Arial"/>
@@ -6110,7 +6013,7 @@
         </w:rPr>
         <w:t>Servicio Activos</w:t>
       </w:r>
-      <w:bookmarkEnd w:id="13"/>
+      <w:bookmarkEnd w:id="14"/>
     </w:p>
     <w:p>
       <w:pPr>
@@ -6679,7 +6582,7 @@
           <w:szCs w:val="22"/>
         </w:rPr>
       </w:pPr>
-      <w:bookmarkStart w:id="14" w:name="_Toc93261343"/>
+      <w:bookmarkStart w:id="15" w:name="_Toc93261343"/>
       <w:r>
         <w:rPr>
           <w:rFonts w:ascii="Arial" w:hAnsi="Arial" w:cs="Arial"/>
@@ -6691,7 +6594,7 @@
         </w:rPr>
         <w:t>Casos de Uso</w:t>
       </w:r>
-      <w:bookmarkEnd w:id="14"/>
+      <w:bookmarkEnd w:id="15"/>
     </w:p>
     <w:p>
       <w:pPr>
@@ -6740,7 +6643,7 @@
           <w:szCs w:val="22"/>
         </w:rPr>
       </w:pPr>
-      <w:bookmarkStart w:id="15" w:name="_Toc93261344"/>
+      <w:bookmarkStart w:id="16" w:name="_Toc93261344"/>
       <w:r>
         <w:rPr>
           <w:rFonts w:ascii="Arial" w:hAnsi="Arial" w:cs="Arial"/>
@@ -6752,7 +6655,7 @@
         </w:rPr>
         <w:t>Modelo Entidad-Relación</w:t>
       </w:r>
-      <w:bookmarkEnd w:id="15"/>
+      <w:bookmarkEnd w:id="16"/>
     </w:p>
     <w:p>
       <w:pPr>
@@ -6801,7 +6704,7 @@
           <w:szCs w:val="22"/>
         </w:rPr>
       </w:pPr>
-      <w:bookmarkStart w:id="16" w:name="_Toc93261345"/>
+      <w:bookmarkStart w:id="17" w:name="_Toc93261345"/>
       <w:r>
         <w:rPr>
           <w:rFonts w:ascii="Arial" w:hAnsi="Arial" w:cs="Arial"/>
@@ -6813,7 +6716,7 @@
         </w:rPr>
         <w:t>Diccionario de Datos</w:t>
       </w:r>
-      <w:bookmarkEnd w:id="16"/>
+      <w:bookmarkEnd w:id="17"/>
     </w:p>
     <w:p>
       <w:pPr>
@@ -6862,7 +6765,7 @@
           <w:szCs w:val="22"/>
         </w:rPr>
       </w:pPr>
-      <w:bookmarkStart w:id="17" w:name="_Toc93261346"/>
+      <w:bookmarkStart w:id="18" w:name="_Toc93261346"/>
       <w:r>
         <w:rPr>
           <w:rFonts w:ascii="Arial" w:hAnsi="Arial" w:cs="Arial"/>
@@ -6874,7 +6777,7 @@
         </w:rPr>
         <w:t>Manual de Usuario</w:t>
       </w:r>
-      <w:bookmarkEnd w:id="17"/>
+      <w:bookmarkEnd w:id="18"/>
     </w:p>
     <w:p>
       <w:pPr>

--- a/1. Software y Hardware/1.4 Cierre/1.4.1 SRICA_043_000 - Manual Técnico.docx
+++ b/1. Software y Hardware/1.4 Cierre/1.4.1 SRICA_043_000 - Manual Técnico.docx
@@ -155,25 +155,7 @@
           <w:sz w:val="32"/>
           <w:szCs w:val="32"/>
         </w:rPr>
-        <w:t xml:space="preserve">“Uso de Sistema de Reconocimiento de Iris basado en Deep </w:t>
-      </w:r>
-      <w:proofErr w:type="spellStart"/>
-      <w:r>
-        <w:rPr>
-          <w:rFonts w:ascii="Arial" w:hAnsi="Arial" w:cs="Arial"/>
-          <w:sz w:val="32"/>
-          <w:szCs w:val="32"/>
-        </w:rPr>
-        <w:t>Learning</w:t>
-      </w:r>
-      <w:proofErr w:type="spellEnd"/>
-      <w:r>
-        <w:rPr>
-          <w:rFonts w:ascii="Arial" w:hAnsi="Arial" w:cs="Arial"/>
-          <w:sz w:val="32"/>
-          <w:szCs w:val="32"/>
-        </w:rPr>
-        <w:t xml:space="preserve"> para la identificación humana en el control de acceso al área de Tesorería del Gobierno Regional de Tacna – Tacna 2020”</w:t>
+        <w:t>“Uso de Sistema de Reconocimiento de Iris basado en Deep Learning para la identificación humana en el control de acceso al área de Tesorería del Gobierno Regional de Tacna – Tacna 2020”</w:t>
       </w:r>
     </w:p>
     <w:p>
@@ -720,21 +702,7 @@
               <w:rPr>
                 <w:rFonts w:ascii="Arial" w:hAnsi="Arial" w:cs="Arial"/>
               </w:rPr>
-              <w:t xml:space="preserve">Uso de Sistema de Reconocimiento de Iris basado en Deep </w:t>
-            </w:r>
-            <w:proofErr w:type="spellStart"/>
-            <w:r>
-              <w:rPr>
-                <w:rFonts w:ascii="Arial" w:hAnsi="Arial" w:cs="Arial"/>
-              </w:rPr>
-              <w:t>Learning</w:t>
-            </w:r>
-            <w:proofErr w:type="spellEnd"/>
-            <w:r>
-              <w:rPr>
-                <w:rFonts w:ascii="Arial" w:hAnsi="Arial" w:cs="Arial"/>
-              </w:rPr>
-              <w:t xml:space="preserve"> para la identificación humana en el control de acceso al área de Tesorería del Gobierno Regional de Tacna – Tacna 2020.</w:t>
+              <w:t>Uso de Sistema de Reconocimiento de Iris basado en Deep Learning para la identificación humana en el control de acceso al área de Tesorería del Gobierno Regional de Tacna – Tacna 2020.</w:t>
             </w:r>
           </w:p>
         </w:tc>
@@ -1317,7 +1285,7 @@
                 <w:noProof/>
                 <w:webHidden/>
               </w:rPr>
-              <w:t>5</w:t>
+              <w:t>6</w:t>
             </w:r>
             <w:r>
               <w:rPr>
@@ -1501,7 +1469,7 @@
                 <w:noProof/>
                 <w:webHidden/>
               </w:rPr>
-              <w:t>6</w:t>
+              <w:t>7</w:t>
             </w:r>
             <w:r>
               <w:rPr>
@@ -1777,7 +1745,7 @@
                 <w:noProof/>
                 <w:webHidden/>
               </w:rPr>
-              <w:t>8</w:t>
+              <w:t>9</w:t>
             </w:r>
             <w:r>
               <w:rPr>
@@ -1869,7 +1837,7 @@
                 <w:noProof/>
                 <w:webHidden/>
               </w:rPr>
-              <w:t>8</w:t>
+              <w:t>9</w:t>
             </w:r>
             <w:r>
               <w:rPr>
@@ -2145,7 +2113,7 @@
                 <w:noProof/>
                 <w:webHidden/>
               </w:rPr>
-              <w:t>9</w:t>
+              <w:t>10</w:t>
             </w:r>
             <w:r>
               <w:rPr>
@@ -2237,7 +2205,7 @@
                 <w:noProof/>
                 <w:webHidden/>
               </w:rPr>
-              <w:t>10</w:t>
+              <w:t>11</w:t>
             </w:r>
             <w:r>
               <w:rPr>
@@ -2329,7 +2297,7 @@
                 <w:noProof/>
                 <w:webHidden/>
               </w:rPr>
-              <w:t>12</w:t>
+              <w:t>13</w:t>
             </w:r>
             <w:r>
               <w:rPr>
@@ -2421,7 +2389,7 @@
                 <w:noProof/>
                 <w:webHidden/>
               </w:rPr>
-              <w:t>12</w:t>
+              <w:t>13</w:t>
             </w:r>
             <w:r>
               <w:rPr>
@@ -2513,7 +2481,7 @@
                 <w:noProof/>
                 <w:webHidden/>
               </w:rPr>
-              <w:t>12</w:t>
+              <w:t>13</w:t>
             </w:r>
             <w:r>
               <w:rPr>
@@ -2605,7 +2573,7 @@
                 <w:noProof/>
                 <w:webHidden/>
               </w:rPr>
-              <w:t>12</w:t>
+              <w:t>13</w:t>
             </w:r>
             <w:r>
               <w:rPr>
@@ -2743,7 +2711,6 @@
         <w:jc w:val="both"/>
         <w:rPr>
           <w:rFonts w:ascii="Arial" w:hAnsi="Arial" w:cs="Arial"/>
-          <w:lang w:val="es-PE"/>
         </w:rPr>
       </w:pPr>
       <w:r>
@@ -2764,21 +2731,96 @@
         <w:rPr>
           <w:rFonts w:ascii="Arial" w:hAnsi="Arial" w:cs="Arial"/>
         </w:rPr>
-        <w:t xml:space="preserve">Uso de Sistema de Reconocimiento de Iris basado en Deep </w:t>
-      </w:r>
-      <w:proofErr w:type="spellStart"/>
-      <w:r>
-        <w:rPr>
-          <w:rFonts w:ascii="Arial" w:hAnsi="Arial" w:cs="Arial"/>
-        </w:rPr>
-        <w:t>Learning</w:t>
-      </w:r>
-      <w:proofErr w:type="spellEnd"/>
-      <w:r>
-        <w:rPr>
-          <w:rFonts w:ascii="Arial" w:hAnsi="Arial" w:cs="Arial"/>
-        </w:rPr>
-        <w:t xml:space="preserve"> para la identificación humana en el control de acceso al área de Tesorería del Gobierno Regional de Tacna – Tacna 2020”, tiene por finalidad proporcionar aspectos técnicos para el correcto funcionamiento del sistema en los servidores donde éste se despliegue y/o use.</w:t>
+        <w:t>Uso de Sistema de Reconocimiento de Iris basado en Deep Learning para la identificación humana en el control de acceso al área de Tesorería del Gobierno Regional de Tacna – Tacna 2020”, tiene por finalidad proporcionar aspectos técnicos para el correcto funcionamiento del sistema en los servidores donde éste se despliegue y/o use.</w:t>
+      </w:r>
+    </w:p>
+    <w:p>
+      <w:pPr>
+        <w:spacing w:after="240" w:line="360" w:lineRule="auto"/>
+        <w:ind w:left="708"/>
+        <w:jc w:val="both"/>
+        <w:rPr>
+          <w:rFonts w:ascii="Arial" w:hAnsi="Arial" w:cs="Arial"/>
+          <w:lang w:val="es-PE"/>
+        </w:rPr>
+      </w:pPr>
+      <w:r>
+        <w:rPr>
+          <w:rFonts w:ascii="Arial" w:hAnsi="Arial" w:cs="Arial"/>
+        </w:rPr>
+        <w:t>Para evitar la dependencia a una plataforma de despliegue, como es Microsoft Azure, se está utilizando</w:t>
+      </w:r>
+      <w:r>
+        <w:rPr>
+          <w:rFonts w:ascii="Arial" w:hAnsi="Arial" w:cs="Arial"/>
+        </w:rPr>
+        <w:t xml:space="preserve"> </w:t>
+      </w:r>
+      <w:r>
+        <w:rPr>
+          <w:rFonts w:ascii="Arial" w:hAnsi="Arial" w:cs="Arial"/>
+        </w:rPr>
+        <w:t>un servidor físico</w:t>
+      </w:r>
+      <w:r>
+        <w:rPr>
+          <w:rFonts w:ascii="Arial" w:hAnsi="Arial" w:cs="Arial"/>
+        </w:rPr>
+        <w:t xml:space="preserve"> </w:t>
+      </w:r>
+      <w:r>
+        <w:rPr>
+          <w:rFonts w:ascii="Arial" w:hAnsi="Arial" w:cs="Arial"/>
+        </w:rPr>
+        <w:t xml:space="preserve">de </w:t>
+      </w:r>
+      <w:r>
+        <w:rPr>
+          <w:rFonts w:ascii="Arial" w:hAnsi="Arial" w:cs="Arial"/>
+        </w:rPr>
+        <w:t>ejemplo</w:t>
+      </w:r>
+      <w:r>
+        <w:rPr>
+          <w:rFonts w:ascii="Arial" w:hAnsi="Arial" w:cs="Arial"/>
+        </w:rPr>
+        <w:t xml:space="preserve"> </w:t>
+      </w:r>
+      <w:r>
+        <w:rPr>
+          <w:rFonts w:ascii="Arial" w:hAnsi="Arial" w:cs="Arial"/>
+        </w:rPr>
+        <w:t>(Linux con Centos7)</w:t>
+      </w:r>
+      <w:r>
+        <w:rPr>
+          <w:rFonts w:ascii="Arial" w:hAnsi="Arial" w:cs="Arial"/>
+        </w:rPr>
+        <w:t xml:space="preserve"> para demostrar </w:t>
+      </w:r>
+      <w:r>
+        <w:rPr>
+          <w:rFonts w:ascii="Arial" w:hAnsi="Arial" w:cs="Arial"/>
+        </w:rPr>
+        <w:t>un procedimiento más genérico</w:t>
+      </w:r>
+      <w:r>
+        <w:rPr>
+          <w:rFonts w:ascii="Arial" w:hAnsi="Arial" w:cs="Arial"/>
+        </w:rPr>
+        <w:t>, que pued</w:t>
+      </w:r>
+      <w:r>
+        <w:rPr>
+          <w:rFonts w:ascii="Arial" w:hAnsi="Arial" w:cs="Arial"/>
+        </w:rPr>
+        <w:t>a</w:t>
+      </w:r>
+      <w:r>
+        <w:rPr>
+          <w:rFonts w:ascii="Arial" w:hAnsi="Arial" w:cs="Arial"/>
+        </w:rPr>
+        <w:t xml:space="preserve"> ser probado por cualquier persona en sus equipos locales.</w:t>
       </w:r>
     </w:p>
     <w:p>
@@ -3073,21 +3115,12 @@
         </w:rPr>
         <w:tab/>
       </w:r>
-      <w:proofErr w:type="spellStart"/>
-      <w:r>
-        <w:rPr>
-          <w:rFonts w:ascii="Arial" w:hAnsi="Arial" w:cs="Arial"/>
-          <w:lang w:val="es-PE"/>
-        </w:rPr>
-        <w:t>Centos</w:t>
-      </w:r>
-      <w:proofErr w:type="spellEnd"/>
-      <w:r>
-        <w:rPr>
-          <w:rFonts w:ascii="Arial" w:hAnsi="Arial" w:cs="Arial"/>
-          <w:lang w:val="es-PE"/>
-        </w:rPr>
-        <w:t xml:space="preserve"> 7 (O.S. indicado por la institución. Así mismo, es compatible con cualquier sistema operativo.)</w:t>
+      <w:r>
+        <w:rPr>
+          <w:rFonts w:ascii="Arial" w:hAnsi="Arial" w:cs="Arial"/>
+          <w:lang w:val="es-PE"/>
+        </w:rPr>
+        <w:t>Cualquier sistema operativo que soporte Docker y MySQL</w:t>
       </w:r>
     </w:p>
     <w:p>
@@ -3144,28 +3177,12 @@
         </w:rPr>
         <w:t xml:space="preserve">JavaScript - </w:t>
       </w:r>
-      <w:proofErr w:type="spellStart"/>
-      <w:r>
-        <w:rPr>
-          <w:rFonts w:ascii="Arial" w:hAnsi="Arial" w:cs="Arial"/>
-        </w:rPr>
-        <w:t>React</w:t>
-      </w:r>
-      <w:proofErr w:type="spellEnd"/>
-      <w:r>
-        <w:rPr>
-          <w:rFonts w:ascii="Arial" w:hAnsi="Arial" w:cs="Arial"/>
-        </w:rPr>
-        <w:t xml:space="preserve"> &amp; </w:t>
-      </w:r>
-      <w:proofErr w:type="spellStart"/>
-      <w:r>
-        <w:rPr>
-          <w:rFonts w:ascii="Arial" w:hAnsi="Arial" w:cs="Arial"/>
-        </w:rPr>
-        <w:t>Redux</w:t>
-      </w:r>
-      <w:proofErr w:type="spellEnd"/>
+      <w:r>
+        <w:rPr>
+          <w:rFonts w:ascii="Arial" w:hAnsi="Arial" w:cs="Arial"/>
+        </w:rPr>
+        <w:t>React &amp; Redux</w:t>
+      </w:r>
       <w:r>
         <w:rPr>
           <w:rFonts w:ascii="Arial" w:hAnsi="Arial" w:cs="Arial"/>
@@ -3182,21 +3199,7 @@
         <w:rPr>
           <w:rFonts w:ascii="Arial" w:hAnsi="Arial" w:cs="Arial"/>
         </w:rPr>
-        <w:t xml:space="preserve">Tecnología usada para el desarrollo del </w:t>
-      </w:r>
-      <w:proofErr w:type="spellStart"/>
-      <w:r>
-        <w:rPr>
-          <w:rFonts w:ascii="Arial" w:hAnsi="Arial" w:cs="Arial"/>
-        </w:rPr>
-        <w:t>frontend</w:t>
-      </w:r>
-      <w:proofErr w:type="spellEnd"/>
-      <w:r>
-        <w:rPr>
-          <w:rFonts w:ascii="Arial" w:hAnsi="Arial" w:cs="Arial"/>
-        </w:rPr>
-        <w:t xml:space="preserve"> del sistema (vistas web).</w:t>
+        <w:t>Tecnología usada para el desarrollo del frontend del sistema (vistas web).</w:t>
       </w:r>
     </w:p>
     <w:p>
@@ -3248,21 +3251,7 @@
         <w:rPr>
           <w:rFonts w:ascii="Arial" w:hAnsi="Arial" w:cs="Arial"/>
         </w:rPr>
-        <w:t xml:space="preserve">ara el desarrollo del </w:t>
-      </w:r>
-      <w:proofErr w:type="spellStart"/>
-      <w:r>
-        <w:rPr>
-          <w:rFonts w:ascii="Arial" w:hAnsi="Arial" w:cs="Arial"/>
-        </w:rPr>
-        <w:t>backend</w:t>
-      </w:r>
-      <w:proofErr w:type="spellEnd"/>
-      <w:r>
-        <w:rPr>
-          <w:rFonts w:ascii="Arial" w:hAnsi="Arial" w:cs="Arial"/>
-        </w:rPr>
-        <w:t xml:space="preserve"> del sistema (lógica y operaciones del sistema).</w:t>
+        <w:t>ara el desarrollo del backend del sistema (lógica y operaciones del sistema).</w:t>
       </w:r>
     </w:p>
     <w:p>
@@ -3280,19 +3269,11 @@
           <w:rFonts w:ascii="Arial" w:hAnsi="Arial" w:cs="Arial"/>
         </w:rPr>
       </w:pPr>
-      <w:proofErr w:type="spellStart"/>
-      <w:r>
-        <w:rPr>
-          <w:rFonts w:ascii="Arial" w:hAnsi="Arial" w:cs="Arial"/>
-        </w:rPr>
-        <w:t>Entity</w:t>
-      </w:r>
-      <w:proofErr w:type="spellEnd"/>
-      <w:r>
-        <w:rPr>
-          <w:rFonts w:ascii="Arial" w:hAnsi="Arial" w:cs="Arial"/>
-        </w:rPr>
-        <w:t xml:space="preserve"> Framework Core con soporte MySQL para .NET Core 3.1: Tecnología ORM para el uso de datos relacionales con el servicio de base de datos MySQL.</w:t>
+      <w:r>
+        <w:rPr>
+          <w:rFonts w:ascii="Arial" w:hAnsi="Arial" w:cs="Arial"/>
+        </w:rPr>
+        <w:t>Entity Framework Core con soporte MySQL para .NET Core 3.1: Tecnología ORM para el uso de datos relacionales con el servicio de base de datos MySQL.</w:t>
       </w:r>
     </w:p>
     <w:p>
@@ -3314,6 +3295,7 @@
         <w:rPr>
           <w:rFonts w:ascii="Arial" w:hAnsi="Arial" w:cs="Arial"/>
         </w:rPr>
+        <w:lastRenderedPageBreak/>
         <w:t>MySQL +8.0: Servicio de base de datos relacional.</w:t>
       </w:r>
     </w:p>
@@ -3378,7 +3360,6 @@
         <w:rPr>
           <w:rFonts w:ascii="Arial" w:hAnsi="Arial" w:cs="Arial"/>
         </w:rPr>
-        <w:lastRenderedPageBreak/>
         <w:t>Raspbian OS</w:t>
       </w:r>
       <w:r>
@@ -3471,35 +3452,7 @@
         <w:rPr>
           <w:rFonts w:ascii="Arial" w:hAnsi="Arial" w:cs="Arial"/>
         </w:rPr>
-        <w:t xml:space="preserve">+3.6: Lenguaje utilizado para el desarrollo de los modelos de inteligencia artificial y </w:t>
-      </w:r>
-      <w:proofErr w:type="spellStart"/>
-      <w:r>
-        <w:rPr>
-          <w:rFonts w:ascii="Arial" w:hAnsi="Arial" w:cs="Arial"/>
-        </w:rPr>
-        <w:t>deep</w:t>
-      </w:r>
-      <w:proofErr w:type="spellEnd"/>
-      <w:r>
-        <w:rPr>
-          <w:rFonts w:ascii="Arial" w:hAnsi="Arial" w:cs="Arial"/>
-        </w:rPr>
-        <w:t xml:space="preserve"> </w:t>
-      </w:r>
-      <w:proofErr w:type="spellStart"/>
-      <w:r>
-        <w:rPr>
-          <w:rFonts w:ascii="Arial" w:hAnsi="Arial" w:cs="Arial"/>
-        </w:rPr>
-        <w:t>learning</w:t>
-      </w:r>
-      <w:proofErr w:type="spellEnd"/>
-      <w:r>
-        <w:rPr>
-          <w:rFonts w:ascii="Arial" w:hAnsi="Arial" w:cs="Arial"/>
-        </w:rPr>
-        <w:t>.</w:t>
+        <w:t>+3.6: Lenguaje utilizado para el desarrollo de los modelos de inteligencia artificial y deep learning.</w:t>
       </w:r>
     </w:p>
     <w:p>
@@ -3521,21 +3474,7 @@
         <w:rPr>
           <w:rFonts w:ascii="Arial" w:hAnsi="Arial" w:cs="Arial"/>
         </w:rPr>
-        <w:t xml:space="preserve">Node.js LTS: Tecnología usado por </w:t>
-      </w:r>
-      <w:proofErr w:type="spellStart"/>
-      <w:r>
-        <w:rPr>
-          <w:rFonts w:ascii="Arial" w:hAnsi="Arial" w:cs="Arial"/>
-        </w:rPr>
-        <w:t>React</w:t>
-      </w:r>
-      <w:proofErr w:type="spellEnd"/>
-      <w:r>
-        <w:rPr>
-          <w:rFonts w:ascii="Arial" w:hAnsi="Arial" w:cs="Arial"/>
-        </w:rPr>
-        <w:t xml:space="preserve"> para la creación y ejecución de módulos y paquetes </w:t>
+        <w:t xml:space="preserve">Node.js LTS: Tecnología usado por React para la creación y ejecución de módulos y paquetes </w:t>
       </w:r>
       <w:proofErr w:type="spellStart"/>
       <w:r>
@@ -3601,21 +3540,7 @@
         <w:rPr>
           <w:rFonts w:ascii="Arial" w:hAnsi="Arial" w:cs="Arial"/>
         </w:rPr>
-        <w:t xml:space="preserve"> LTS: Tecnología usado para el despliegue del </w:t>
-      </w:r>
-      <w:proofErr w:type="spellStart"/>
-      <w:r>
-        <w:rPr>
-          <w:rFonts w:ascii="Arial" w:hAnsi="Arial" w:cs="Arial"/>
-        </w:rPr>
-        <w:t>frontend</w:t>
-      </w:r>
-      <w:proofErr w:type="spellEnd"/>
-      <w:r>
-        <w:rPr>
-          <w:rFonts w:ascii="Arial" w:hAnsi="Arial" w:cs="Arial"/>
-        </w:rPr>
-        <w:t>.</w:t>
+        <w:t xml:space="preserve"> LTS: Tecnología usado para el despliegue del frontend.</w:t>
       </w:r>
     </w:p>
     <w:p>
@@ -3689,21 +3614,7 @@
         <w:rPr>
           <w:rFonts w:ascii="Arial" w:hAnsi="Arial" w:cs="Arial"/>
         </w:rPr>
-        <w:t xml:space="preserve"> 1.14.0: Plataforma para machine </w:t>
-      </w:r>
-      <w:proofErr w:type="spellStart"/>
-      <w:r>
-        <w:rPr>
-          <w:rFonts w:ascii="Arial" w:hAnsi="Arial" w:cs="Arial"/>
-        </w:rPr>
-        <w:t>learning</w:t>
-      </w:r>
-      <w:proofErr w:type="spellEnd"/>
-      <w:r>
-        <w:rPr>
-          <w:rFonts w:ascii="Arial" w:hAnsi="Arial" w:cs="Arial"/>
-        </w:rPr>
-        <w:t>.</w:t>
+        <w:t xml:space="preserve"> 1.14.0: Plataforma para machine learning.</w:t>
       </w:r>
     </w:p>
     <w:p>
@@ -3745,21 +3656,7 @@
         <w:rPr>
           <w:rFonts w:ascii="Arial" w:hAnsi="Arial" w:cs="Arial"/>
         </w:rPr>
-        <w:t xml:space="preserve">: API Deep </w:t>
-      </w:r>
-      <w:proofErr w:type="spellStart"/>
-      <w:r>
-        <w:rPr>
-          <w:rFonts w:ascii="Arial" w:hAnsi="Arial" w:cs="Arial"/>
-        </w:rPr>
-        <w:t>Learning</w:t>
-      </w:r>
-      <w:proofErr w:type="spellEnd"/>
-      <w:r>
-        <w:rPr>
-          <w:rFonts w:ascii="Arial" w:hAnsi="Arial" w:cs="Arial"/>
-        </w:rPr>
-        <w:t xml:space="preserve"> que se e</w:t>
+        <w:t>: API Deep Learning que se e</w:t>
       </w:r>
       <w:r>
         <w:rPr>
@@ -3943,6 +3840,7 @@
           <w:sz w:val="22"/>
           <w:szCs w:val="22"/>
         </w:rPr>
+        <w:lastRenderedPageBreak/>
         <w:t>Base de Datos</w:t>
       </w:r>
       <w:bookmarkEnd w:id="4"/>
@@ -4024,7 +3922,6 @@
           <w:sz w:val="22"/>
           <w:szCs w:val="22"/>
         </w:rPr>
-        <w:lastRenderedPageBreak/>
         <w:t>Instalación</w:t>
       </w:r>
       <w:bookmarkEnd w:id="5"/>
@@ -4679,6 +4576,7 @@
           <w:sz w:val="22"/>
           <w:szCs w:val="22"/>
         </w:rPr>
+        <w:lastRenderedPageBreak/>
         <w:t>Despliegue de Objetos SQL</w:t>
       </w:r>
       <w:bookmarkEnd w:id="6"/>
@@ -4829,7 +4727,6 @@
           <w:rFonts w:ascii="Arial" w:hAnsi="Arial" w:cs="Arial"/>
           <w:noProof/>
         </w:rPr>
-        <w:lastRenderedPageBreak/>
         <w:drawing>
           <wp:inline distT="0" distB="0" distL="0" distR="0" wp14:anchorId="7DF3352F" wp14:editId="26879E70">
             <wp:extent cx="5400040" cy="2118360"/>
@@ -5054,6 +4951,7 @@
         <w:rPr>
           <w:noProof/>
         </w:rPr>
+        <w:lastRenderedPageBreak/>
         <w:drawing>
           <wp:inline distT="0" distB="0" distL="0" distR="0" wp14:anchorId="598F6B0E" wp14:editId="17D1AEE1">
             <wp:extent cx="2290480" cy="2762250"/>
@@ -5120,7 +5018,6 @@
           <w:sz w:val="22"/>
           <w:szCs w:val="22"/>
         </w:rPr>
-        <w:lastRenderedPageBreak/>
         <w:t>Docker</w:t>
       </w:r>
       <w:bookmarkEnd w:id="7"/>
@@ -5294,6 +5191,7 @@
         <w:rPr>
           <w:noProof/>
         </w:rPr>
+        <w:lastRenderedPageBreak/>
         <w:drawing>
           <wp:inline distT="0" distB="0" distL="0" distR="0" wp14:anchorId="43B98DF2" wp14:editId="4D48EE1F">
             <wp:extent cx="4057650" cy="3007452"/>
@@ -5487,15 +5385,7 @@
           <w:rFonts w:ascii="Arial" w:hAnsi="Arial" w:cs="Arial"/>
           <w:lang w:val="es-PE"/>
         </w:rPr>
-        <w:t xml:space="preserve"> es una herramienta para definir y ejecutar varias aplicaciones Docker en contenedores. Esta herramienta utiliza un archivo </w:t>
-      </w:r>
-      <w:r>
-        <w:rPr>
-          <w:rFonts w:ascii="Arial" w:hAnsi="Arial" w:cs="Arial"/>
-          <w:lang w:val="es-PE"/>
-        </w:rPr>
-        <w:lastRenderedPageBreak/>
-        <w:t>de configuración de extensión YAML para la configuración de los servicios de la aplicación.</w:t>
+        <w:t xml:space="preserve"> es una herramienta para definir y ejecutar varias aplicaciones Docker en contenedores. Esta herramienta utiliza un archivo de configuración de extensión YAML para la configuración de los servicios de la aplicación.</w:t>
       </w:r>
     </w:p>
     <w:p>
@@ -5707,6 +5597,7 @@
           <w:sz w:val="22"/>
           <w:szCs w:val="22"/>
         </w:rPr>
+        <w:lastRenderedPageBreak/>
         <w:t>Ejecución</w:t>
       </w:r>
       <w:bookmarkEnd w:id="13"/>
@@ -5814,7 +5705,6 @@
         <w:rPr>
           <w:rFonts w:ascii="Arial" w:hAnsi="Arial" w:cs="Arial"/>
         </w:rPr>
-        <w:lastRenderedPageBreak/>
         <w:t xml:space="preserve">Ejecutar el comando: </w:t>
       </w:r>
       <w:proofErr w:type="spellStart"/>
@@ -5944,6 +5834,7 @@
         <w:rPr>
           <w:noProof/>
         </w:rPr>
+        <w:lastRenderedPageBreak/>
         <w:drawing>
           <wp:inline distT="0" distB="0" distL="0" distR="0" wp14:anchorId="0EDEC205" wp14:editId="12C5F9F5">
             <wp:extent cx="4124325" cy="1628775"/>
@@ -6116,25 +6007,25 @@
           <w:b/>
           <w:bCs/>
         </w:rPr>
+        <w:t>Servicio API</w:t>
+      </w:r>
+    </w:p>
+    <w:p>
+      <w:pPr>
+        <w:spacing w:after="240" w:line="360" w:lineRule="auto"/>
+        <w:jc w:val="center"/>
+        <w:rPr>
+          <w:rFonts w:ascii="Arial" w:hAnsi="Arial" w:cs="Arial"/>
+          <w:b/>
+          <w:bCs/>
+        </w:rPr>
+      </w:pPr>
+      <w:r>
+        <w:rPr>
+          <w:rFonts w:ascii="Arial" w:hAnsi="Arial" w:cs="Arial"/>
+          <w:noProof/>
+        </w:rPr>
         <w:lastRenderedPageBreak/>
-        <w:t>Servicio API</w:t>
-      </w:r>
-    </w:p>
-    <w:p>
-      <w:pPr>
-        <w:spacing w:after="240" w:line="360" w:lineRule="auto"/>
-        <w:jc w:val="center"/>
-        <w:rPr>
-          <w:rFonts w:ascii="Arial" w:hAnsi="Arial" w:cs="Arial"/>
-          <w:b/>
-          <w:bCs/>
-        </w:rPr>
-      </w:pPr>
-      <w:r>
-        <w:rPr>
-          <w:rFonts w:ascii="Arial" w:hAnsi="Arial" w:cs="Arial"/>
-          <w:noProof/>
-        </w:rPr>
         <w:drawing>
           <wp:inline distT="0" distB="0" distL="0" distR="0" wp14:anchorId="655D2896" wp14:editId="0F900E94">
             <wp:extent cx="3860743" cy="3299156"/>
@@ -6447,7 +6338,6 @@
           <w:rFonts w:ascii="Arial" w:hAnsi="Arial" w:cs="Arial"/>
           <w:noProof/>
         </w:rPr>
-        <w:lastRenderedPageBreak/>
         <w:drawing>
           <wp:inline distT="0" distB="0" distL="0" distR="0" wp14:anchorId="428BDF8E" wp14:editId="0B0C3390">
             <wp:extent cx="3695700" cy="733425"/>
@@ -6508,6 +6398,7 @@
           <w:b/>
           <w:bCs/>
         </w:rPr>
+        <w:lastRenderedPageBreak/>
         <w:t>Microservicio de Reconocimiento de Iris</w:t>
       </w:r>
     </w:p>

--- a/1. Software y Hardware/1.4 Cierre/1.4.1 SRICA_043_000 - Manual Técnico.docx
+++ b/1. Software y Hardware/1.4 Cierre/1.4.1 SRICA_043_000 - Manual Técnico.docx
@@ -2923,7 +2923,21 @@
           <w:lang w:val="es-PE"/>
         </w:rPr>
         <w:tab/>
-        <w:t>+12 GB</w:t>
+        <w:t>+</w:t>
+      </w:r>
+      <w:r>
+        <w:rPr>
+          <w:rFonts w:ascii="Arial" w:hAnsi="Arial" w:cs="Arial"/>
+          <w:lang w:val="es-PE"/>
+        </w:rPr>
+        <w:t>2</w:t>
+      </w:r>
+      <w:r>
+        <w:rPr>
+          <w:rFonts w:ascii="Arial" w:hAnsi="Arial" w:cs="Arial"/>
+          <w:lang w:val="es-PE"/>
+        </w:rPr>
+        <w:t xml:space="preserve"> GB</w:t>
       </w:r>
     </w:p>
     <w:p>
@@ -2963,7 +2977,21 @@
           <w:lang w:val="es-PE"/>
         </w:rPr>
         <w:tab/>
-        <w:t xml:space="preserve">+4 </w:t>
+        <w:t>+</w:t>
+      </w:r>
+      <w:r>
+        <w:rPr>
+          <w:rFonts w:ascii="Arial" w:hAnsi="Arial" w:cs="Arial"/>
+          <w:lang w:val="es-PE"/>
+        </w:rPr>
+        <w:t>2</w:t>
+      </w:r>
+      <w:r>
+        <w:rPr>
+          <w:rFonts w:ascii="Arial" w:hAnsi="Arial" w:cs="Arial"/>
+          <w:lang w:val="es-PE"/>
+        </w:rPr>
+        <w:t xml:space="preserve"> </w:t>
       </w:r>
       <w:proofErr w:type="spellStart"/>
       <w:r>
